--- a/outputs/publication/03_declarations.docx
+++ b/outputs/publication/03_declarations.docx
@@ -4,8 +4,8 @@
   <w:body>
     <w:p>
       <w:pPr>
-        <w:spacing w:before="240" w:after="80"/>
-        <w:jc w:val="left"/>
+        <w:spacing w:after="280"/>
+        <w:jc w:val="center"/>
       </w:pPr>
       <w:r>
         <w:rPr>
@@ -14,14 +14,10 @@
           <w:i w:val="0"/>
           <w:sz w:val="28"/>
         </w:rPr>
-        <w:t>Author Declarations — Burden of Injuries in India</w:t>
+        <w:t>Author declarations</w:t>
       </w:r>
     </w:p>
-    <w:p/>
     <w:p>
-      <w:pPr>
-        <w:spacing w:before="200" w:after="80"/>
-      </w:pPr>
       <w:r>
         <w:rPr>
           <w:rFonts w:ascii="Times New Roman" w:hAnsi="Times New Roman"/>
@@ -38,13 +34,10 @@
           <w:i w:val="0"/>
           <w:sz w:val="24"/>
         </w:rPr>
-        <w:t>Burden of Injuries in India: A State-Level Analysis of Disability-Adjusted Life Years, Mortality Patterns, and Administrative Data Alignment Using GBD 2023 and National Surveillance Sources</w:t>
+        <w:t>Burden of injuries in India from a public health perspective: state-level fatal-non-fatal decomposition, inequality, and surveillance-burden mismatch using GBD 2021 and official Indian secondary data</w:t>
       </w:r>
     </w:p>
     <w:p>
-      <w:pPr>
-        <w:spacing w:before="200" w:after="80"/>
-      </w:pPr>
       <w:r>
         <w:rPr>
           <w:rFonts w:ascii="Times New Roman" w:hAnsi="Times New Roman"/>
@@ -61,13 +54,10 @@
           <w:i w:val="0"/>
           <w:sz w:val="24"/>
         </w:rPr>
-        <w:t>[Name], [Institution], [City – PIN], India. Email: [email@institution.ac.in]</w:t>
+        <w:t>Siddalingaiah H S; Department of Community Medicine, Shridevi Institute of Medical Sciences and Research Hospital, Tumkur, Karnataka, India; Email: hssling@yahoo.com; Phone: +91 8941087719; ORCID: 0000-0002-4771-8285</w:t>
       </w:r>
     </w:p>
     <w:p>
-      <w:pPr>
-        <w:spacing w:before="200" w:after="80"/>
-      </w:pPr>
       <w:r>
         <w:rPr>
           <w:rFonts w:ascii="Times New Roman" w:hAnsi="Times New Roman"/>
@@ -84,13 +74,10 @@
           <w:i w:val="0"/>
           <w:sz w:val="24"/>
         </w:rPr>
-        <w:t>[Author 1]: Study conception, data analysis pipeline design, GBD and NCRB data extraction, statistical analysis, manuscript drafting and revision. [Author 2]: MoRTH data extraction, state-name harmonisation, literature review, manuscript review. [Author 3]: Statistical consultation, inequality analysis, critical revision of manuscript. All authors approved the final version.</w:t>
+        <w:t>Siddalingaiah H S: conceptualisation, data curation, formal analysis, visualisation, manuscript drafting, review and final approval.</w:t>
       </w:r>
     </w:p>
     <w:p>
-      <w:pPr>
-        <w:spacing w:before="200" w:after="80"/>
-      </w:pPr>
       <w:r>
         <w:rPr>
           <w:rFonts w:ascii="Times New Roman" w:hAnsi="Times New Roman"/>
@@ -98,7 +85,7 @@
           <w:i w:val="0"/>
           <w:sz w:val="24"/>
         </w:rPr>
-        <w:t xml:space="preserve">Conflicts of interest: </w:t>
+        <w:t xml:space="preserve">Competing interests: </w:t>
       </w:r>
       <w:r>
         <w:rPr>
@@ -107,13 +94,10 @@
           <w:i w:val="0"/>
           <w:sz w:val="24"/>
         </w:rPr>
-        <w:t>None of the authors has any conflict of interest to declare.</w:t>
+        <w:t>None declared.</w:t>
       </w:r>
     </w:p>
     <w:p>
-      <w:pPr>
-        <w:spacing w:before="200" w:after="80"/>
-      </w:pPr>
       <w:r>
         <w:rPr>
           <w:rFonts w:ascii="Times New Roman" w:hAnsi="Times New Roman"/>
@@ -130,13 +114,10 @@
           <w:i w:val="0"/>
           <w:sz w:val="24"/>
         </w:rPr>
-        <w:t>This research received no specific grant from any funding agency in the public, commercial, or not-for-profit sector.</w:t>
+        <w:t>No specific funding was received.</w:t>
       </w:r>
     </w:p>
     <w:p>
-      <w:pPr>
-        <w:spacing w:before="200" w:after="80"/>
-      </w:pPr>
       <w:r>
         <w:rPr>
           <w:rFonts w:ascii="Times New Roman" w:hAnsi="Times New Roman"/>
@@ -153,13 +134,10 @@
           <w:i w:val="0"/>
           <w:sz w:val="24"/>
         </w:rPr>
-        <w:t>This study analysed only publicly available, aggregate summary-level data from the GBD Results Tool, MoRTH Annual Reports, and NCRB ADSI reports. No individual-level data were accessed. Institutional ethical review was not required.</w:t>
+        <w:t>Not required because only publicly available aggregated secondary data were analysed.</w:t>
       </w:r>
     </w:p>
     <w:p>
-      <w:pPr>
-        <w:spacing w:before="200" w:after="80"/>
-      </w:pPr>
       <w:r>
         <w:rPr>
           <w:rFonts w:ascii="Times New Roman" w:hAnsi="Times New Roman"/>
@@ -176,36 +154,10 @@
           <w:i w:val="0"/>
           <w:sz w:val="24"/>
         </w:rPr>
-        <w:t>All analysis code, processed datasets, and harmonised data files are available at https://github.com/[repository] under a Creative Commons CC-BY 4.0 licence. Raw GBD data must be downloaded directly from the IHME GBD Results Tool (https://vizhub.healthdata.org/gbd-results) under IHME's Free-Use Agreement.</w:t>
+        <w:t>Source data were obtained from GBD, MoRTH and NCRB. Code and processed data are available at https://github.com/hssling/injury-india-public-health.</w:t>
       </w:r>
     </w:p>
     <w:p>
-      <w:pPr>
-        <w:spacing w:before="200" w:after="80"/>
-      </w:pPr>
-      <w:r>
-        <w:rPr>
-          <w:rFonts w:ascii="Times New Roman" w:hAnsi="Times New Roman"/>
-          <w:b/>
-          <w:i w:val="0"/>
-          <w:sz w:val="24"/>
-        </w:rPr>
-        <w:t xml:space="preserve">Reproducibility: </w:t>
-      </w:r>
-      <w:r>
-        <w:rPr>
-          <w:rFonts w:ascii="Times New Roman" w:hAnsi="Times New Roman"/>
-          <w:b w:val="0"/>
-          <w:i w:val="0"/>
-          <w:sz w:val="24"/>
-        </w:rPr>
-        <w:t>The complete analysis pipeline (data ingestion, harmonisation, analysis, figure generation, and manuscript assembly) is implemented in Python 3.12 and fully documented in the repository README. All random seeds are fixed. A Docker image for full computational reproducibility is available.</w:t>
-      </w:r>
-    </w:p>
-    <w:p>
-      <w:pPr>
-        <w:spacing w:before="200" w:after="80"/>
-      </w:pPr>
       <w:r>
         <w:rPr>
           <w:rFonts w:ascii="Times New Roman" w:hAnsi="Times New Roman"/>
@@ -222,58 +174,12 @@
           <w:i w:val="0"/>
           <w:sz w:val="24"/>
         </w:rPr>
-        <w:t>No part of this work has been published, posted as a preprint, or submitted to another journal.</w:t>
-      </w:r>
-    </w:p>
-    <w:p>
-      <w:pPr>
-        <w:spacing w:before="200" w:after="80"/>
-      </w:pPr>
-      <w:r>
-        <w:rPr>
-          <w:rFonts w:ascii="Times New Roman" w:hAnsi="Times New Roman"/>
-          <w:b/>
-          <w:i w:val="0"/>
-          <w:sz w:val="24"/>
-        </w:rPr>
-        <w:t xml:space="preserve">Acknowledgements: </w:t>
-      </w:r>
-      <w:r>
-        <w:rPr>
-          <w:rFonts w:ascii="Times New Roman" w:hAnsi="Times New Roman"/>
-          <w:b w:val="0"/>
-          <w:i w:val="0"/>
-          <w:sz w:val="24"/>
-        </w:rPr>
-        <w:t>We thank the GBD 2023 subnational India collaborators at IHME for making state-level injury estimates publicly available. We acknowledge MoRTH and NCRB for publishing cause-specific injury data. We thank [Reviewer/colleague names if applicable] for comments on an earlier draft.</w:t>
-      </w:r>
-    </w:p>
-    <w:p>
-      <w:pPr>
-        <w:spacing w:before="200" w:after="80"/>
-      </w:pPr>
-      <w:r>
-        <w:rPr>
-          <w:rFonts w:ascii="Times New Roman" w:hAnsi="Times New Roman"/>
-          <w:b/>
-          <w:i w:val="0"/>
-          <w:sz w:val="24"/>
-        </w:rPr>
-        <w:t xml:space="preserve">NMJI word count: </w:t>
-      </w:r>
-      <w:r>
-        <w:rPr>
-          <w:rFonts w:ascii="Times New Roman" w:hAnsi="Times New Roman"/>
-          <w:b w:val="0"/>
-          <w:i w:val="0"/>
-          <w:sz w:val="24"/>
-        </w:rPr>
-        <w:t>Main text (Introduction to Conclusions): approximately 3,500 words. Abstract: approximately 350 words. Tables: 4 main + 2 supplementary. Figures: 7 main. References: 30.</w:t>
+        <w:t>This work has not been published previously and is not under consideration elsewhere.</w:t>
       </w:r>
     </w:p>
     <w:sectPr>
       <w:pgSz w:w="12240" w:h="15840"/>
-      <w:pgMar w:top="1417" w:right="1417" w:bottom="1417" w:left="1701" w:header="720" w:footer="720" w:gutter="0"/>
+      <w:pgMar w:top="1440" w:right="1440" w:bottom="1440" w:left="1440" w:header="720" w:footer="720" w:gutter="0"/>
       <w:cols w:space="720"/>
       <w:docGrid w:linePitch="360"/>
     </w:sectPr>

--- a/outputs/publication/03_declarations.docx
+++ b/outputs/publication/03_declarations.docx
@@ -4,7 +4,7 @@
   <w:body>
     <w:p>
       <w:pPr>
-        <w:spacing w:after="280"/>
+        <w:spacing w:before="0" w:after="280"/>
         <w:jc w:val="center"/>
       </w:pPr>
       <w:r>
